--- a/docs/analysis/risk_appetite/out/Reviziya_RA_kredit_v1.0.docx
+++ b/docs/analysis/risk_appetite/out/Reviziya_RA_kredit_v1.0.docx
@@ -765,20 +765,20 @@
               <w:rPr>
                 <w:color w:val="0B0B0B"/>
               </w:rPr>
-              <w:t xml:space="preserve">M(T) пригоден для </w:t>
+              <w:t xml:space="preserve">Правило выбора метода — три условия из предпосылок M(T): К1 невырожденность, К2 однородность хода по календарю, К3 достаточность буфера. Выполняют </w:t>
             </w:r>
             <w:r>
               <w:rPr>
                 <w:b/>
                 <w:color w:val="0B0B0B"/>
               </w:rPr>
-              <w:t>одиннадцати метрик из двенадцати</w:t>
+              <w:t>десять метрик из двенадцати</w:t>
             </w:r>
             <w:r>
               <w:rPr>
                 <w:color w:val="0B0B0B"/>
               </w:rPr>
-              <w:t>; замена понадобилась одной — CoR КБ/ПБ, где M(4) = 3,2850 больше лимита 3,00. Причина не в хвостах, а в сносе</w:t>
+              <w:t>, включая топ-20. Две CoR не выполняют К2 (81–82 % дисперсии приращений — февраль–март), CoR КБ/ПБ ещё и К1 (M(4) = 3,2850 &gt; 3,00); для них — 90-й процентиль значений за 36 месяцев с отсечением выбросов</w:t>
             </w:r>
           </w:p>
         </w:tc>
@@ -793,7 +793,7 @@
                 <w:color w:val="0B0B0B"/>
                 <w:sz w:val="19"/>
               </w:rPr>
-              <w:t>calib/normality_triage.py</w:t>
+              <w:t>calib/method_selection.py</w:t>
             </w:r>
           </w:p>
         </w:tc>

--- a/docs/analysis/risk_appetite/out/Reviziya_RA_kredit_v1.0.docx
+++ b/docs/analysis/risk_appetite/out/Reviziya_RA_kredit_v1.0.docx
@@ -765,7 +765,7 @@
               <w:rPr>
                 <w:color w:val="0B0B0B"/>
               </w:rPr>
-              <w:t xml:space="preserve">Правило выбора метода — три условия из предпосылок M(T): К1 невырожденность, К2 однородность хода по календарю, К3 достаточность буфера. Выполняют </w:t>
+              <w:t xml:space="preserve">Правило выбора метода — три условия из предпосылок M(T): граница зелёной выше нуля, нет сезона закрытия, формула не уже фактических движений. Выполняют </w:t>
             </w:r>
             <w:r>
               <w:rPr>
@@ -778,7 +778,7 @@
               <w:rPr>
                 <w:color w:val="0B0B0B"/>
               </w:rPr>
-              <w:t>, включая топ-20. Две CoR не выполняют К2 (81–82 % дисперсии приращений — февраль–март), CoR КБ/ПБ ещё и К1 (M(4) = 3,2850 &gt; 3,00); для них — 90-й процентиль значений за 36 месяцев с отсечением выбросов</w:t>
+              <w:t>, включая топ-20. Две CoR — сезон годового закрытия (81–82 % дисперсии приращений в феврале–марте), у КБ/ПБ граница зелёной −0,29; для них квантиль по 29 обычным месяцам: 1,57 / 2,28 и 2,49 / 3,13</w:t>
             </w:r>
           </w:p>
         </w:tc>
